--- a/docs/lista_louvores/Textos_Louvores/DIGNO É O SENHOR.docx
+++ b/docs/lista_louvores/Textos_Louvores/DIGNO É O SENHOR.docx
@@ -4,21 +4,12 @@
   <w:body>
     <w:p>
       <w:pPr>
-        <w:pStyle w:val="SemEspaamento"/>
-        <w:rPr>
-          <w:rFonts w:ascii="Times New Roman" w:hAnsi="Times New Roman" w:cs="Times New Roman"/>
-        </w:rPr>
+        <w:pStyle w:val="Ttulo1"/>
       </w:pPr>
       <w:r>
-        <w:rPr>
-          <w:rFonts w:ascii="Times New Roman" w:hAnsi="Times New Roman" w:cs="Times New Roman"/>
-        </w:rPr>
         <w:t>DIGNO É O SENHOR</w:t>
       </w:r>
       <w:r>
-        <w:rPr>
-          <w:rFonts w:ascii="Times New Roman" w:hAnsi="Times New Roman" w:cs="Times New Roman"/>
-        </w:rPr>
         <w:t xml:space="preserve"> </w:t>
       </w:r>
     </w:p>
@@ -142,14 +133,7 @@
         <w:rPr>
           <w:rFonts w:ascii="Times New Roman" w:hAnsi="Times New Roman"/>
         </w:rPr>
-        <w:t xml:space="preserve">Lavou </w:t>
-      </w:r>
-      <w:proofErr w:type="gramStart"/>
-      <w:r>
-        <w:rPr>
-          <w:rFonts w:ascii="Times New Roman" w:hAnsi="Times New Roman"/>
-        </w:rPr>
-        <w:t xml:space="preserve">minha </w:t>
+        <w:t>Lavou minha</w:t>
       </w:r>
       <w:r>
         <w:rPr>
@@ -161,14 +145,7 @@
         <w:rPr>
           <w:rFonts w:ascii="Times New Roman" w:hAnsi="Times New Roman"/>
         </w:rPr>
-        <w:t>mente</w:t>
-      </w:r>
-      <w:proofErr w:type="gramEnd"/>
-      <w:r>
-        <w:rPr>
-          <w:rFonts w:ascii="Times New Roman" w:hAnsi="Times New Roman"/>
-        </w:rPr>
-        <w:t xml:space="preserve"> e coração,</w:t>
+        <w:t>mente e coração,</w:t>
       </w:r>
       <w:r>
         <w:rPr>
@@ -203,7 +180,6 @@
     </w:p>
     <w:p>
       <w:pPr>
-        <w:spacing w:after="0"/>
         <w:rPr>
           <w:rFonts w:ascii="Times New Roman" w:hAnsi="Times New Roman"/>
           <w:b/>
@@ -271,30 +247,136 @@
           <w:i/>
           <w:iCs/>
         </w:rPr>
-        <w:t xml:space="preserve">vou sempre Te </w:t>
-      </w:r>
-      <w:proofErr w:type="spellStart"/>
-      <w:r>
-        <w:rPr>
-          <w:rFonts w:ascii="Times New Roman" w:hAnsi="Times New Roman"/>
-          <w:b/>
-          <w:bCs/>
-          <w:i/>
-          <w:iCs/>
-        </w:rPr>
-        <w:t>adorar</w:t>
-      </w:r>
-      <w:proofErr w:type="spellEnd"/>
+        <w:t>vou sempre Te adorar</w:t>
+      </w:r>
+      <w:r>
+        <w:rPr>
+          <w:rFonts w:ascii="Times New Roman" w:hAnsi="Times New Roman"/>
+          <w:b/>
+          <w:bCs/>
+          <w:i/>
+          <w:iCs/>
+        </w:rPr>
+        <w:br/>
+      </w:r>
+      <w:r>
+        <w:rPr>
+          <w:rFonts w:ascii="Times New Roman" w:hAnsi="Times New Roman"/>
+          <w:b/>
+          <w:bCs/>
+          <w:i/>
+          <w:iCs/>
+        </w:rPr>
+        <w:t>Elevo a minha voz</w:t>
+      </w:r>
+      <w:r>
+        <w:rPr>
+          <w:rFonts w:ascii="Times New Roman" w:hAnsi="Times New Roman"/>
+          <w:b/>
+          <w:bCs/>
+          <w:i/>
+          <w:iCs/>
+        </w:rPr>
+        <w:t xml:space="preserve"> </w:t>
+      </w:r>
+      <w:r>
+        <w:rPr>
+          <w:rFonts w:ascii="Times New Roman" w:hAnsi="Times New Roman"/>
+          <w:b/>
+          <w:bCs/>
+          <w:i/>
+          <w:iCs/>
+        </w:rPr>
+        <w:t>ao Cristo que venceu!</w:t>
+      </w:r>
+      <w:r>
+        <w:rPr>
+          <w:rFonts w:ascii="Times New Roman" w:hAnsi="Times New Roman"/>
+          <w:b/>
+          <w:bCs/>
+          <w:i/>
+          <w:iCs/>
+        </w:rPr>
+        <w:br/>
+        <w:t>Cordeiro de Deus</w:t>
+      </w:r>
+      <w:r>
+        <w:rPr>
+          <w:rFonts w:ascii="Times New Roman" w:hAnsi="Times New Roman"/>
+          <w:b/>
+          <w:bCs/>
+          <w:i/>
+          <w:iCs/>
+        </w:rPr>
+        <w:t xml:space="preserve"> </w:t>
+      </w:r>
+      <w:r>
+        <w:rPr>
+          <w:rFonts w:ascii="Times New Roman" w:hAnsi="Times New Roman"/>
+          <w:b/>
+          <w:bCs/>
+          <w:i/>
+          <w:iCs/>
+        </w:rPr>
+        <w:t xml:space="preserve">morreu por mim, </w:t>
+      </w:r>
+      <w:r>
+        <w:rPr>
+          <w:rFonts w:ascii="Times New Roman" w:hAnsi="Times New Roman"/>
+          <w:b/>
+          <w:bCs/>
+          <w:i/>
+          <w:iCs/>
+        </w:rPr>
+        <w:br/>
+      </w:r>
+      <w:r>
+        <w:rPr>
+          <w:rFonts w:ascii="Times New Roman" w:hAnsi="Times New Roman"/>
+          <w:b/>
+          <w:bCs/>
+          <w:i/>
+          <w:iCs/>
+        </w:rPr>
+        <w:t>M</w:t>
+      </w:r>
+      <w:r>
+        <w:rPr>
+          <w:rFonts w:ascii="Times New Roman" w:hAnsi="Times New Roman"/>
+          <w:b/>
+          <w:bCs/>
+          <w:i/>
+          <w:iCs/>
+        </w:rPr>
+        <w:t>as ressuscitou,</w:t>
+      </w:r>
+      <w:r>
+        <w:rPr>
+          <w:rFonts w:ascii="Times New Roman" w:hAnsi="Times New Roman"/>
+          <w:b/>
+          <w:bCs/>
+          <w:i/>
+          <w:iCs/>
+        </w:rPr>
+        <w:t xml:space="preserve"> </w:t>
+      </w:r>
+      <w:r>
+        <w:rPr>
+          <w:rFonts w:ascii="Times New Roman" w:hAnsi="Times New Roman"/>
+          <w:b/>
+          <w:bCs/>
+          <w:i/>
+          <w:iCs/>
+        </w:rPr>
+        <w:t>digno é o Senhor!</w:t>
+      </w:r>
     </w:p>
     <w:p>
       <w:pPr>
-        <w:spacing w:after="0"/>
-        <w:rPr>
-          <w:rFonts w:ascii="Times New Roman" w:hAnsi="Times New Roman"/>
-          <w:b/>
-          <w:bCs/>
-          <w:i/>
-          <w:iCs/>
+        <w:rPr>
+          <w:rFonts w:ascii="Times New Roman" w:hAnsi="Times New Roman"/>
+          <w:b/>
+          <w:bCs/>
         </w:rPr>
       </w:pPr>
       <w:r>
@@ -302,157 +384,41 @@
           <w:rFonts w:ascii="Times New Roman" w:hAnsi="Times New Roman"/>
           <w:b/>
           <w:bCs/>
-          <w:i/>
-          <w:iCs/>
-        </w:rPr>
-        <w:t>Elevo a minha voz</w:t>
-      </w:r>
-      <w:r>
-        <w:rPr>
-          <w:rFonts w:ascii="Times New Roman" w:hAnsi="Times New Roman"/>
-          <w:b/>
-          <w:bCs/>
-          <w:i/>
-          <w:iCs/>
-        </w:rPr>
-        <w:t xml:space="preserve"> </w:t>
-      </w:r>
-      <w:r>
-        <w:rPr>
-          <w:rFonts w:ascii="Times New Roman" w:hAnsi="Times New Roman"/>
-          <w:b/>
-          <w:bCs/>
-          <w:i/>
-          <w:iCs/>
-        </w:rPr>
-        <w:t>ao Cristo que venceu!</w:t>
-      </w:r>
-      <w:r>
-        <w:rPr>
-          <w:rFonts w:ascii="Times New Roman" w:hAnsi="Times New Roman"/>
-          <w:b/>
-          <w:bCs/>
-          <w:i/>
-          <w:iCs/>
-        </w:rPr>
-        <w:br/>
-        <w:t>Cordeiro de Deus</w:t>
-      </w:r>
-      <w:r>
-        <w:rPr>
-          <w:rFonts w:ascii="Times New Roman" w:hAnsi="Times New Roman"/>
-          <w:b/>
-          <w:bCs/>
-          <w:i/>
-          <w:iCs/>
-        </w:rPr>
-        <w:t xml:space="preserve"> </w:t>
-      </w:r>
-      <w:r>
-        <w:rPr>
-          <w:rFonts w:ascii="Times New Roman" w:hAnsi="Times New Roman"/>
-          <w:b/>
-          <w:bCs/>
-          <w:i/>
-          <w:iCs/>
-        </w:rPr>
-        <w:t xml:space="preserve">morreu por mim, </w:t>
-      </w:r>
-      <w:r>
-        <w:rPr>
-          <w:rFonts w:ascii="Times New Roman" w:hAnsi="Times New Roman"/>
-          <w:b/>
-          <w:bCs/>
-          <w:i/>
-          <w:iCs/>
-        </w:rPr>
-        <w:br/>
-      </w:r>
-      <w:r>
-        <w:rPr>
-          <w:rFonts w:ascii="Times New Roman" w:hAnsi="Times New Roman"/>
-          <w:b/>
-          <w:bCs/>
-          <w:i/>
-          <w:iCs/>
-        </w:rPr>
-        <w:t>M</w:t>
-      </w:r>
-      <w:r>
-        <w:rPr>
-          <w:rFonts w:ascii="Times New Roman" w:hAnsi="Times New Roman"/>
-          <w:b/>
-          <w:bCs/>
-          <w:i/>
-          <w:iCs/>
-        </w:rPr>
-        <w:t>as ressuscitou,</w:t>
-      </w:r>
-      <w:r>
-        <w:rPr>
-          <w:rFonts w:ascii="Times New Roman" w:hAnsi="Times New Roman"/>
-          <w:b/>
-          <w:bCs/>
-          <w:i/>
-          <w:iCs/>
-        </w:rPr>
-        <w:t xml:space="preserve"> </w:t>
-      </w:r>
-      <w:r>
-        <w:rPr>
-          <w:rFonts w:ascii="Times New Roman" w:hAnsi="Times New Roman"/>
-          <w:b/>
-          <w:bCs/>
-          <w:i/>
-          <w:iCs/>
-        </w:rPr>
-        <w:t>digno é o Senhor!</w:t>
+        </w:rPr>
+        <w:t>[R</w:t>
+      </w:r>
+      <w:r>
+        <w:rPr>
+          <w:rFonts w:ascii="Times New Roman" w:hAnsi="Times New Roman"/>
+          <w:b/>
+          <w:bCs/>
+        </w:rPr>
+        <w:t>EPETE TODA]</w:t>
       </w:r>
     </w:p>
     <w:p>
       <w:pPr>
-        <w:spacing w:before="120"/>
-        <w:rPr>
-          <w:rFonts w:ascii="Times New Roman" w:hAnsi="Times New Roman"/>
+        <w:rPr>
+          <w:rFonts w:ascii="Times New Roman" w:hAnsi="Times New Roman"/>
+          <w:b/>
+          <w:bCs/>
+          <w:i/>
+          <w:iCs/>
         </w:rPr>
       </w:pPr>
       <w:r>
         <w:rPr>
           <w:rFonts w:ascii="Times New Roman" w:hAnsi="Times New Roman"/>
-        </w:rPr>
-        <w:t>[R</w:t>
-      </w:r>
-      <w:r>
-        <w:rPr>
-          <w:rFonts w:ascii="Times New Roman" w:hAnsi="Times New Roman"/>
-        </w:rPr>
-        <w:t>EPETE TODA]</w:t>
+          <w:b/>
+          <w:bCs/>
+          <w:i/>
+          <w:iCs/>
+        </w:rPr>
+        <w:t>[REFRÃO]</w:t>
       </w:r>
     </w:p>
     <w:p>
       <w:pPr>
-        <w:spacing w:before="120"/>
-        <w:rPr>
-          <w:rFonts w:ascii="Times New Roman" w:hAnsi="Times New Roman"/>
-          <w:b/>
-          <w:bCs/>
-          <w:i/>
-          <w:iCs/>
-        </w:rPr>
-      </w:pPr>
-      <w:r>
-        <w:rPr>
-          <w:rFonts w:ascii="Times New Roman" w:hAnsi="Times New Roman"/>
-          <w:b/>
-          <w:bCs/>
-          <w:i/>
-          <w:iCs/>
-        </w:rPr>
-        <w:t>[REFRÃO]</w:t>
-      </w:r>
-    </w:p>
-    <w:p>
-      <w:pPr>
         <w:rPr>
           <w:rFonts w:ascii="Times New Roman" w:hAnsi="Times New Roman"/>
         </w:rPr>
@@ -471,7 +437,6 @@
         <w:t>Digno é o Senhor! Digno é o Senhor!</w:t>
       </w:r>
     </w:p>
-    <w:p/>
     <w:sectPr>
       <w:pgSz w:w="11906" w:h="16838"/>
       <w:pgMar w:top="1417" w:right="1701" w:bottom="1417" w:left="1701" w:header="708" w:footer="708" w:gutter="0"/>
